--- a/Event_Notes.docx
+++ b/Event_Notes.docx
@@ -8,7 +8,15 @@
       </w:r>
     </w:p>
     <w:p>
+      <w:pPr>
+        <w:rPr>
+          <w:noProof/>
+        </w:rPr>
+      </w:pPr>
       <w:r>
+        <w:rPr>
+          <w:noProof/>
+        </w:rPr>
         <w:drawing>
           <wp:inline distT="0" distB="0" distL="0" distR="0" wp14:anchorId="7076752C" wp14:editId="50FBD76A">
             <wp:extent cx="5731510" cy="1588135"/>
@@ -44,6 +52,62 @@
             </a:graphic>
           </wp:inline>
         </w:drawing>
+      </w:r>
+    </w:p>
+    <w:p>
+      <w:pPr>
+        <w:tabs>
+          <w:tab w:val="left" w:pos="1089"/>
+        </w:tabs>
+      </w:pPr>
+      <w:r>
+        <w:tab/>
+      </w:r>
+    </w:p>
+    <w:p>
+      <w:pPr>
+        <w:tabs>
+          <w:tab w:val="left" w:pos="1089"/>
+        </w:tabs>
+      </w:pPr>
+      <w:r>
+        <w:t xml:space="preserve">PWA: </w:t>
+      </w:r>
+      <w:hyperlink r:id="rId5" w:history="1">
+        <w:r>
+          <w:rPr>
+            <w:rStyle w:val="Hyperlink"/>
+          </w:rPr>
+          <w:t>http://localhost:3000/</w:t>
+        </w:r>
+      </w:hyperlink>
+    </w:p>
+    <w:p>
+      <w:pPr>
+        <w:tabs>
+          <w:tab w:val="left" w:pos="1089"/>
+        </w:tabs>
+      </w:pPr>
+      <w:r>
+        <w:t xml:space="preserve">Mobile: </w:t>
+      </w:r>
+      <w:hyperlink r:id="rId6" w:history="1">
+        <w:r>
+          <w:rPr>
+            <w:rStyle w:val="Hyperlink"/>
+          </w:rPr>
+          <w:t>http://10.143.203.210:3000/login.html</w:t>
+        </w:r>
+      </w:hyperlink>
+    </w:p>
+    <w:p>
+      <w:pPr>
+        <w:tabs>
+          <w:tab w:val="left" w:pos="1089"/>
+        </w:tabs>
+      </w:pPr>
+      <w:r>
+        <w:t>Same hotspot</w:t>
       </w:r>
     </w:p>
     <w:sectPr>
@@ -973,6 +1037,29 @@
       <w:spacing w:val="5"/>
     </w:rPr>
   </w:style>
+  <w:style w:type="character" w:styleId="Hyperlink">
+    <w:name w:val="Hyperlink"/>
+    <w:basedOn w:val="DefaultParagraphFont"/>
+    <w:uiPriority w:val="99"/>
+    <w:unhideWhenUsed/>
+    <w:rsid w:val="00FC6C91"/>
+    <w:rPr>
+      <w:color w:val="467886" w:themeColor="hyperlink"/>
+      <w:u w:val="single"/>
+    </w:rPr>
+  </w:style>
+  <w:style w:type="character" w:styleId="UnresolvedMention">
+    <w:name w:val="Unresolved Mention"/>
+    <w:basedOn w:val="DefaultParagraphFont"/>
+    <w:uiPriority w:val="99"/>
+    <w:semiHidden/>
+    <w:unhideWhenUsed/>
+    <w:rsid w:val="00FC6C91"/>
+    <w:rPr>
+      <w:color w:val="605E5C"/>
+      <w:shd w:val="clear" w:color="auto" w:fill="E1DFDD"/>
+    </w:rPr>
+  </w:style>
 </w:styles>
 </file>
 
